--- a/public/assets/files/niestacjonarne/KIP.docx
+++ b/public/assets/files/niestacjonarne/KIP.docx
@@ -523,6 +523,7 @@
                 <w:i w:val="0"/>
                 <w:sz w:val="22"/>
               </w:rPr>
+              <w:t>I</w:t>
             </w:r>
           </w:p>
         </w:tc>
@@ -560,6 +561,7 @@
                 <w:i w:val="0"/>
                 <w:sz w:val="22"/>
               </w:rPr>
+              <w:t>specjalizacyjny</w:t>
             </w:r>
           </w:p>
         </w:tc>

--- a/public/assets/files/niestacjonarne/KIP.docx
+++ b/public/assets/files/niestacjonarne/KIP.docx
@@ -681,12 +681,22 @@
         <w:tblW w:w="5000" w:type="pct"/>
       </w:tblPr>
       <w:tblGrid>
-        <w:gridCol w:w="9972"/>
+        <w:gridCol w:w="997"/>
+        <w:gridCol w:w="997"/>
+        <w:gridCol w:w="997"/>
+        <w:gridCol w:w="997"/>
+        <w:gridCol w:w="997"/>
+        <w:gridCol w:w="997"/>
+        <w:gridCol w:w="997"/>
+        <w:gridCol w:w="997"/>
+        <w:gridCol w:w="997"/>
+        <w:gridCol w:w="997"/>
       </w:tblGrid>
       <w:tr>
         <w:tc>
           <w:tcPr>
-            <w:tcW w:type="dxa" w:w="9972"/>
+            <w:tcW w:type="dxa" w:w="9970"/>
+            <w:gridSpan w:val="10"/>
             <w:shd w:val="clear" w:color="auto" w:fill="D9D9D9"/>
           </w:tcPr>
           <w:p>
@@ -705,31 +715,34 @@
           </w:p>
         </w:tc>
       </w:tr>
-    </w:tbl>
-    <w:tbl>
-      <w:tblPr>
-        <w:tblW w:type="auto" w:w="0"/>
-        <w:tblLook w:firstColumn="1" w:firstRow="1" w:lastColumn="0" w:lastRow="0" w:noHBand="0" w:noVBand="1" w:val="04A0"/>
-        <w:tblBorders>
-          <w:top w:val="single" w:sz="4" w:space="0" w:color="000000"/>
-          <w:left w:val="single" w:sz="4" w:space="0" w:color="000000"/>
-          <w:bottom w:val="single" w:sz="4" w:space="0" w:color="000000"/>
-          <w:right w:val="single" w:sz="4" w:space="0" w:color="000000"/>
-          <w:insideH w:val="single" w:sz="4" w:space="0" w:color="000000"/>
-          <w:insideV w:val="single" w:sz="4" w:space="0" w:color="000000"/>
-        </w:tblBorders>
-        <w:tblW w:w="5000" w:type="pct"/>
-      </w:tblPr>
-      <w:tblGrid>
-        <w:gridCol w:w="2493"/>
-        <w:gridCol w:w="2493"/>
-        <w:gridCol w:w="2493"/>
-        <w:gridCol w:w="2493"/>
-      </w:tblGrid>
       <w:tr>
         <w:tc>
           <w:tcPr>
-            <w:tcW w:type="dxa" w:w="2493"/>
+            <w:tcW w:type="dxa" w:w="9970"/>
+            <w:gridSpan w:val="10"/>
+            <w:shd w:val="clear" w:color="auto" w:fill="D9D9D9"/>
+          </w:tcPr>
+          <w:p>
+            <w:pPr>
+              <w:spacing w:before="20" w:after="20"/>
+            </w:pPr>
+            <w:r>
+              <w:rPr>
+                <w:rFonts w:ascii="Aptos" w:hAnsi="Aptos"/>
+                <w:b w:val="0"/>
+                <w:i w:val="0"/>
+                <w:sz w:val="16"/>
+              </w:rPr>
+              <w:t>Wymiar godzinowy (liczba godzin w semestrze)</w:t>
+            </w:r>
+          </w:p>
+        </w:tc>
+      </w:tr>
+      <w:tr>
+        <w:tc>
+          <w:tcPr>
+            <w:tcW w:type="dxa" w:w="1994"/>
+            <w:gridSpan w:val="2"/>
             <w:shd w:val="clear" w:color="auto" w:fill="D9D9D9"/>
           </w:tcPr>
           <w:p>
@@ -749,7 +762,8 @@
         </w:tc>
         <w:tc>
           <w:tcPr>
-            <w:tcW w:type="dxa" w:w="2493"/>
+            <w:tcW w:type="dxa" w:w="2991"/>
+            <w:gridSpan w:val="3"/>
             <w:shd w:val="clear" w:color="auto" w:fill="D9D9D9"/>
           </w:tcPr>
           <w:p>
@@ -769,7 +783,8 @@
         </w:tc>
         <w:tc>
           <w:tcPr>
-            <w:tcW w:type="dxa" w:w="2493"/>
+            <w:tcW w:type="dxa" w:w="2991"/>
+            <w:gridSpan w:val="3"/>
             <w:shd w:val="clear" w:color="auto" w:fill="D9D9D9"/>
           </w:tcPr>
           <w:p>
@@ -789,7 +804,8 @@
         </w:tc>
         <w:tc>
           <w:tcPr>
-            <w:tcW w:type="dxa" w:w="2493"/>
+            <w:tcW w:type="dxa" w:w="1994"/>
+            <w:gridSpan w:val="2"/>
             <w:shd w:val="clear" w:color="auto" w:fill="D9D9D9"/>
           </w:tcPr>
           <w:p>
@@ -811,7 +827,8 @@
       <w:tr>
         <w:tc>
           <w:tcPr>
-            <w:tcW w:type="dxa" w:w="2493"/>
+            <w:tcW w:type="dxa" w:w="1994"/>
+            <w:gridSpan w:val="2"/>
           </w:tcPr>
           <w:p>
             <w:pPr>
@@ -830,7 +847,8 @@
         </w:tc>
         <w:tc>
           <w:tcPr>
-            <w:tcW w:type="dxa" w:w="2493"/>
+            <w:tcW w:type="dxa" w:w="2991"/>
+            <w:gridSpan w:val="3"/>
           </w:tcPr>
           <w:p>
             <w:pPr>
@@ -849,7 +867,8 @@
         </w:tc>
         <w:tc>
           <w:tcPr>
-            <w:tcW w:type="dxa" w:w="2493"/>
+            <w:tcW w:type="dxa" w:w="2991"/>
+            <w:gridSpan w:val="3"/>
           </w:tcPr>
           <w:p>
             <w:pPr>
@@ -868,7 +887,8 @@
         </w:tc>
         <w:tc>
           <w:tcPr>
-            <w:tcW w:type="dxa" w:w="2493"/>
+            <w:tcW w:type="dxa" w:w="1994"/>
+            <w:gridSpan w:val="2"/>
           </w:tcPr>
           <w:p>
             <w:pPr>
@@ -886,30 +906,34 @@
           </w:p>
         </w:tc>
       </w:tr>
-    </w:tbl>
-    <w:tbl>
-      <w:tblPr>
-        <w:tblW w:type="auto" w:w="0"/>
-        <w:tblLook w:firstColumn="1" w:firstRow="1" w:lastColumn="0" w:lastRow="0" w:noHBand="0" w:noVBand="1" w:val="04A0"/>
-        <w:tblBorders>
-          <w:top w:val="single" w:sz="4" w:space="0" w:color="000000"/>
-          <w:left w:val="single" w:sz="4" w:space="0" w:color="000000"/>
-          <w:bottom w:val="single" w:sz="4" w:space="0" w:color="000000"/>
-          <w:right w:val="single" w:sz="4" w:space="0" w:color="000000"/>
-          <w:insideH w:val="single" w:sz="4" w:space="0" w:color="000000"/>
-          <w:insideV w:val="single" w:sz="4" w:space="0" w:color="000000"/>
-        </w:tblBorders>
-        <w:tblW w:w="5000" w:type="pct"/>
-      </w:tblPr>
-      <w:tblGrid>
-        <w:gridCol w:w="3324"/>
-        <w:gridCol w:w="3324"/>
-        <w:gridCol w:w="3324"/>
-      </w:tblGrid>
       <w:tr>
         <w:tc>
           <w:tcPr>
-            <w:tcW w:type="dxa" w:w="3324"/>
+            <w:tcW w:type="dxa" w:w="9970"/>
+            <w:gridSpan w:val="10"/>
+            <w:shd w:val="clear" w:color="auto" w:fill="D9D9D9"/>
+          </w:tcPr>
+          <w:p>
+            <w:pPr>
+              <w:spacing w:before="20" w:after="20"/>
+            </w:pPr>
+            <w:r>
+              <w:rPr>
+                <w:rFonts w:ascii="Aptos" w:hAnsi="Aptos"/>
+                <w:b/>
+                <w:i w:val="0"/>
+                <w:sz w:val="22"/>
+              </w:rPr>
+              <w:t>Bilans ECTS</w:t>
+            </w:r>
+          </w:p>
+        </w:tc>
+      </w:tr>
+      <w:tr>
+        <w:tc>
+          <w:tcPr>
+            <w:tcW w:type="dxa" w:w="4985"/>
+            <w:gridSpan w:val="5"/>
             <w:shd w:val="clear" w:color="auto" w:fill="D9D9D9"/>
           </w:tcPr>
           <w:p>
@@ -929,7 +953,8 @@
         </w:tc>
         <w:tc>
           <w:tcPr>
-            <w:tcW w:type="dxa" w:w="3324"/>
+            <w:tcW w:type="dxa" w:w="2991"/>
+            <w:gridSpan w:val="3"/>
             <w:shd w:val="clear" w:color="auto" w:fill="D9D9D9"/>
           </w:tcPr>
           <w:p>
@@ -949,7 +974,8 @@
         </w:tc>
         <w:tc>
           <w:tcPr>
-            <w:tcW w:type="dxa" w:w="3324"/>
+            <w:tcW w:type="dxa" w:w="1994"/>
+            <w:gridSpan w:val="2"/>
             <w:shd w:val="clear" w:color="auto" w:fill="D9D9D9"/>
           </w:tcPr>
           <w:p>
@@ -971,7 +997,8 @@
       <w:tr>
         <w:tc>
           <w:tcPr>
-            <w:tcW w:type="dxa" w:w="3324"/>
+            <w:tcW w:type="dxa" w:w="4985"/>
+            <w:gridSpan w:val="5"/>
           </w:tcPr>
           <w:p>
             <w:pPr>
@@ -990,7 +1017,8 @@
         </w:tc>
         <w:tc>
           <w:tcPr>
-            <w:tcW w:type="dxa" w:w="3324"/>
+            <w:tcW w:type="dxa" w:w="2991"/>
+            <w:gridSpan w:val="3"/>
           </w:tcPr>
           <w:p>
             <w:pPr>
@@ -1009,7 +1037,8 @@
         </w:tc>
         <w:tc>
           <w:tcPr>
-            <w:tcW w:type="dxa" w:w="3324"/>
+            <w:tcW w:type="dxa" w:w="1994"/>
+            <w:gridSpan w:val="2"/>
           </w:tcPr>
           <w:p>
             <w:pPr>
@@ -1030,7 +1059,8 @@
       <w:tr>
         <w:tc>
           <w:tcPr>
-            <w:tcW w:type="dxa" w:w="3324"/>
+            <w:tcW w:type="dxa" w:w="4985"/>
+            <w:gridSpan w:val="5"/>
           </w:tcPr>
           <w:p>
             <w:pPr>
@@ -1049,7 +1079,8 @@
         </w:tc>
         <w:tc>
           <w:tcPr>
-            <w:tcW w:type="dxa" w:w="3324"/>
+            <w:tcW w:type="dxa" w:w="2991"/>
+            <w:gridSpan w:val="3"/>
           </w:tcPr>
           <w:p>
             <w:pPr>
@@ -1068,7 +1099,8 @@
         </w:tc>
         <w:tc>
           <w:tcPr>
-            <w:tcW w:type="dxa" w:w="3324"/>
+            <w:tcW w:type="dxa" w:w="1994"/>
+            <w:gridSpan w:val="2"/>
           </w:tcPr>
           <w:p>
             <w:pPr>
@@ -1089,7 +1121,29 @@
       <w:tr>
         <w:tc>
           <w:tcPr>
-            <w:tcW w:type="dxa" w:w="3324"/>
+            <w:tcW w:type="dxa" w:w="4985"/>
+            <w:gridSpan w:val="5"/>
+            <w:shd w:val="clear" w:color="auto" w:fill="D9D9D9"/>
+          </w:tcPr>
+          <w:p>
+            <w:pPr>
+              <w:spacing w:before="20" w:after="20"/>
+            </w:pPr>
+            <w:r>
+              <w:rPr>
+                <w:rFonts w:ascii="Aptos" w:hAnsi="Aptos"/>
+                <w:b/>
+                <w:i w:val="0"/>
+                <w:sz w:val="16"/>
+              </w:rPr>
+              <w:t>Opis samodzielnej pracy studenta</w:t>
+            </w:r>
+          </w:p>
+        </w:tc>
+        <w:tc>
+          <w:tcPr>
+            <w:tcW w:type="dxa" w:w="4985"/>
+            <w:gridSpan w:val="5"/>
           </w:tcPr>
           <w:p>
             <w:pPr>
@@ -1102,45 +1156,6 @@
                 <w:i w:val="0"/>
                 <w:sz w:val="22"/>
               </w:rPr>
-              <w:t>Suma</w:t>
-            </w:r>
-          </w:p>
-        </w:tc>
-        <w:tc>
-          <w:tcPr>
-            <w:tcW w:type="dxa" w:w="3324"/>
-          </w:tcPr>
-          <w:p>
-            <w:pPr>
-              <w:spacing w:before="20" w:after="20"/>
-            </w:pPr>
-            <w:r>
-              <w:rPr>
-                <w:rFonts w:ascii="Aptos" w:hAnsi="Aptos"/>
-                <w:b w:val="0"/>
-                <w:i w:val="0"/>
-                <w:sz w:val="22"/>
-              </w:rPr>
-              <w:t>125</w:t>
-            </w:r>
-          </w:p>
-        </w:tc>
-        <w:tc>
-          <w:tcPr>
-            <w:tcW w:type="dxa" w:w="3324"/>
-          </w:tcPr>
-          <w:p>
-            <w:pPr>
-              <w:spacing w:before="20" w:after="20"/>
-            </w:pPr>
-            <w:r>
-              <w:rPr>
-                <w:rFonts w:ascii="Aptos" w:hAnsi="Aptos"/>
-                <w:b w:val="0"/>
-                <w:i w:val="0"/>
-                <w:sz w:val="22"/>
-              </w:rPr>
-              <w:t>5</w:t>
             </w:r>
           </w:p>
         </w:tc>
@@ -1898,14 +1913,14 @@
         <w:tblW w:w="5000" w:type="pct"/>
       </w:tblPr>
       <w:tblGrid>
-        <w:gridCol w:w="3324"/>
-        <w:gridCol w:w="3324"/>
-        <w:gridCol w:w="3324"/>
+        <w:gridCol w:w="680"/>
+        <w:gridCol w:w="4536"/>
+        <w:gridCol w:w="4252"/>
       </w:tblGrid>
       <w:tr>
         <w:tc>
           <w:tcPr>
-            <w:tcW w:type="dxa" w:w="9972"/>
+            <w:tcW w:type="dxa" w:w="9468"/>
             <w:gridSpan w:val="3"/>
             <w:shd w:val="clear" w:color="auto" w:fill="D9D9D9"/>
           </w:tcPr>
@@ -1928,7 +1943,7 @@
       <w:tr>
         <w:tc>
           <w:tcPr>
-            <w:tcW w:type="dxa" w:w="3324"/>
+            <w:tcW w:type="dxa" w:w="680"/>
             <w:shd w:val="clear" w:color="auto" w:fill="D9D9D9"/>
           </w:tcPr>
           <w:p>
@@ -1948,7 +1963,7 @@
         </w:tc>
         <w:tc>
           <w:tcPr>
-            <w:tcW w:type="dxa" w:w="3324"/>
+            <w:tcW w:type="dxa" w:w="4536"/>
             <w:shd w:val="clear" w:color="auto" w:fill="D9D9D9"/>
           </w:tcPr>
           <w:p>
@@ -1968,7 +1983,7 @@
         </w:tc>
         <w:tc>
           <w:tcPr>
-            <w:tcW w:type="dxa" w:w="3324"/>
+            <w:tcW w:type="dxa" w:w="4252"/>
             <w:shd w:val="clear" w:color="auto" w:fill="D9D9D9"/>
           </w:tcPr>
           <w:p>
@@ -1990,7 +2005,7 @@
       <w:tr>
         <w:tc>
           <w:tcPr>
-            <w:tcW w:type="dxa" w:w="3324"/>
+            <w:tcW w:type="dxa" w:w="680"/>
           </w:tcPr>
           <w:p>
             <w:pPr>
@@ -2009,7 +2024,7 @@
         </w:tc>
         <w:tc>
           <w:tcPr>
-            <w:tcW w:type="dxa" w:w="3324"/>
+            <w:tcW w:type="dxa" w:w="4536"/>
           </w:tcPr>
           <w:p>
             <w:pPr>
@@ -2028,7 +2043,7 @@
         </w:tc>
         <w:tc>
           <w:tcPr>
-            <w:tcW w:type="dxa" w:w="3324"/>
+            <w:tcW w:type="dxa" w:w="4252"/>
           </w:tcPr>
           <w:p>
             <w:pPr>
@@ -2048,7 +2063,7 @@
       <w:tr>
         <w:tc>
           <w:tcPr>
-            <w:tcW w:type="dxa" w:w="3324"/>
+            <w:tcW w:type="dxa" w:w="680"/>
           </w:tcPr>
           <w:p>
             <w:pPr>
@@ -2067,7 +2082,7 @@
         </w:tc>
         <w:tc>
           <w:tcPr>
-            <w:tcW w:type="dxa" w:w="3324"/>
+            <w:tcW w:type="dxa" w:w="4536"/>
           </w:tcPr>
           <w:p>
             <w:pPr>
@@ -2086,7 +2101,7 @@
         </w:tc>
         <w:tc>
           <w:tcPr>
-            <w:tcW w:type="dxa" w:w="3324"/>
+            <w:tcW w:type="dxa" w:w="4252"/>
           </w:tcPr>
           <w:p>
             <w:pPr>
@@ -2106,7 +2121,7 @@
       <w:tr>
         <w:tc>
           <w:tcPr>
-            <w:tcW w:type="dxa" w:w="3324"/>
+            <w:tcW w:type="dxa" w:w="680"/>
           </w:tcPr>
           <w:p>
             <w:pPr>
@@ -2125,7 +2140,7 @@
         </w:tc>
         <w:tc>
           <w:tcPr>
-            <w:tcW w:type="dxa" w:w="3324"/>
+            <w:tcW w:type="dxa" w:w="4536"/>
           </w:tcPr>
           <w:p>
             <w:pPr>
@@ -2144,7 +2159,7 @@
         </w:tc>
         <w:tc>
           <w:tcPr>
-            <w:tcW w:type="dxa" w:w="3324"/>
+            <w:tcW w:type="dxa" w:w="4252"/>
           </w:tcPr>
           <w:p>
             <w:pPr>
@@ -2164,7 +2179,7 @@
       <w:tr>
         <w:tc>
           <w:tcPr>
-            <w:tcW w:type="dxa" w:w="3324"/>
+            <w:tcW w:type="dxa" w:w="680"/>
           </w:tcPr>
           <w:p>
             <w:pPr>
@@ -2183,7 +2198,7 @@
         </w:tc>
         <w:tc>
           <w:tcPr>
-            <w:tcW w:type="dxa" w:w="3324"/>
+            <w:tcW w:type="dxa" w:w="4536"/>
           </w:tcPr>
           <w:p>
             <w:pPr>
@@ -2202,7 +2217,7 @@
         </w:tc>
         <w:tc>
           <w:tcPr>
-            <w:tcW w:type="dxa" w:w="3324"/>
+            <w:tcW w:type="dxa" w:w="4252"/>
           </w:tcPr>
           <w:p>
             <w:pPr>
@@ -2222,7 +2237,7 @@
       <w:tr>
         <w:tc>
           <w:tcPr>
-            <w:tcW w:type="dxa" w:w="3324"/>
+            <w:tcW w:type="dxa" w:w="680"/>
           </w:tcPr>
           <w:p>
             <w:pPr>
@@ -2241,7 +2256,7 @@
         </w:tc>
         <w:tc>
           <w:tcPr>
-            <w:tcW w:type="dxa" w:w="3324"/>
+            <w:tcW w:type="dxa" w:w="4536"/>
           </w:tcPr>
           <w:p>
             <w:pPr>
@@ -2260,7 +2275,7 @@
         </w:tc>
         <w:tc>
           <w:tcPr>
-            <w:tcW w:type="dxa" w:w="3324"/>
+            <w:tcW w:type="dxa" w:w="4252"/>
           </w:tcPr>
           <w:p>
             <w:pPr>
@@ -2280,7 +2295,7 @@
       <w:tr>
         <w:tc>
           <w:tcPr>
-            <w:tcW w:type="dxa" w:w="3324"/>
+            <w:tcW w:type="dxa" w:w="680"/>
           </w:tcPr>
           <w:p>
             <w:pPr>
@@ -2299,7 +2314,7 @@
         </w:tc>
         <w:tc>
           <w:tcPr>
-            <w:tcW w:type="dxa" w:w="3324"/>
+            <w:tcW w:type="dxa" w:w="4536"/>
           </w:tcPr>
           <w:p>
             <w:pPr>
@@ -2318,7 +2333,7 @@
         </w:tc>
         <w:tc>
           <w:tcPr>
-            <w:tcW w:type="dxa" w:w="3324"/>
+            <w:tcW w:type="dxa" w:w="4252"/>
           </w:tcPr>
           <w:p>
             <w:pPr>
@@ -2338,7 +2353,7 @@
       <w:tr>
         <w:tc>
           <w:tcPr>
-            <w:tcW w:type="dxa" w:w="3324"/>
+            <w:tcW w:type="dxa" w:w="680"/>
           </w:tcPr>
           <w:p>
             <w:pPr>
@@ -2357,7 +2372,7 @@
         </w:tc>
         <w:tc>
           <w:tcPr>
-            <w:tcW w:type="dxa" w:w="3324"/>
+            <w:tcW w:type="dxa" w:w="4536"/>
           </w:tcPr>
           <w:p>
             <w:pPr>
@@ -2376,7 +2391,7 @@
         </w:tc>
         <w:tc>
           <w:tcPr>
-            <w:tcW w:type="dxa" w:w="3324"/>
+            <w:tcW w:type="dxa" w:w="4252"/>
           </w:tcPr>
           <w:p>
             <w:pPr>
@@ -2396,7 +2411,7 @@
       <w:tr>
         <w:tc>
           <w:tcPr>
-            <w:tcW w:type="dxa" w:w="3324"/>
+            <w:tcW w:type="dxa" w:w="680"/>
           </w:tcPr>
           <w:p>
             <w:pPr>
@@ -2415,7 +2430,7 @@
         </w:tc>
         <w:tc>
           <w:tcPr>
-            <w:tcW w:type="dxa" w:w="3324"/>
+            <w:tcW w:type="dxa" w:w="4536"/>
           </w:tcPr>
           <w:p>
             <w:pPr>
@@ -2434,7 +2449,7 @@
         </w:tc>
         <w:tc>
           <w:tcPr>
-            <w:tcW w:type="dxa" w:w="3324"/>
+            <w:tcW w:type="dxa" w:w="4252"/>
           </w:tcPr>
           <w:p>
             <w:pPr>
@@ -2454,7 +2469,7 @@
       <w:tr>
         <w:tc>
           <w:tcPr>
-            <w:tcW w:type="dxa" w:w="3324"/>
+            <w:tcW w:type="dxa" w:w="680"/>
           </w:tcPr>
           <w:p>
             <w:pPr>
@@ -2473,7 +2488,7 @@
         </w:tc>
         <w:tc>
           <w:tcPr>
-            <w:tcW w:type="dxa" w:w="3324"/>
+            <w:tcW w:type="dxa" w:w="4536"/>
           </w:tcPr>
           <w:p>
             <w:pPr>
@@ -2492,7 +2507,7 @@
         </w:tc>
         <w:tc>
           <w:tcPr>
-            <w:tcW w:type="dxa" w:w="3324"/>
+            <w:tcW w:type="dxa" w:w="4252"/>
           </w:tcPr>
           <w:p>
             <w:pPr>
@@ -2512,7 +2527,7 @@
       <w:tr>
         <w:tc>
           <w:tcPr>
-            <w:tcW w:type="dxa" w:w="3324"/>
+            <w:tcW w:type="dxa" w:w="680"/>
           </w:tcPr>
           <w:p>
             <w:pPr>
@@ -2531,7 +2546,7 @@
         </w:tc>
         <w:tc>
           <w:tcPr>
-            <w:tcW w:type="dxa" w:w="3324"/>
+            <w:tcW w:type="dxa" w:w="4536"/>
           </w:tcPr>
           <w:p>
             <w:pPr>
@@ -2550,7 +2565,7 @@
         </w:tc>
         <w:tc>
           <w:tcPr>
-            <w:tcW w:type="dxa" w:w="3324"/>
+            <w:tcW w:type="dxa" w:w="4252"/>
           </w:tcPr>
           <w:p>
             <w:pPr>
@@ -2910,6 +2925,7 @@
                 <w:i w:val="0"/>
                 <w:sz w:val="22"/>
               </w:rPr>
+              <w:t>1 projekt - 40% oceny; Zadania z zajęć - 20% oceny; Kolokwium teoretyczno-praktyczne - 40% oceny</w:t>
             </w:r>
           </w:p>
         </w:tc>
@@ -2968,6 +2984,7 @@
                 <w:i w:val="0"/>
                 <w:sz w:val="22"/>
               </w:rPr>
+              <w:t>1 projekt - 40% oceny; Zadania z zajęć - 20% oceny; Kolokwium teoretyczno-praktyczne - 40% oceny</w:t>
             </w:r>
           </w:p>
         </w:tc>
@@ -3026,6 +3043,7 @@
                 <w:i w:val="0"/>
                 <w:sz w:val="22"/>
               </w:rPr>
+              <w:t>1 projekt - 40% oceny; Zadania z zajęć - 20% oceny; Kolokwium teoretyczno-praktyczne - 40% oceny</w:t>
             </w:r>
           </w:p>
         </w:tc>
@@ -3189,6 +3207,7 @@
                 <w:i w:val="0"/>
                 <w:sz w:val="22"/>
               </w:rPr>
+              <w:t>1 projekt - 40% oceny; Zadania z zajęć - 20% oceny; Kolokwium teoretyczno-praktyczne - 40% oceny</w:t>
             </w:r>
           </w:p>
         </w:tc>
@@ -3247,6 +3266,7 @@
                 <w:i w:val="0"/>
                 <w:sz w:val="22"/>
               </w:rPr>
+              <w:t>1 projekt - 40% oceny; Zadania z zajęć - 20% oceny; Kolokwium teoretyczno-praktyczne - 40% oceny</w:t>
             </w:r>
           </w:p>
         </w:tc>
@@ -3305,6 +3325,7 @@
                 <w:i w:val="0"/>
                 <w:sz w:val="22"/>
               </w:rPr>
+              <w:t>1 projekt - 40% oceny; Zadania z zajęć - 20% oceny; Kolokwium teoretyczno-praktyczne - 40% oceny</w:t>
             </w:r>
           </w:p>
         </w:tc>
@@ -3467,6 +3488,7 @@
                 <w:i w:val="0"/>
                 <w:sz w:val="22"/>
               </w:rPr>
+              <w:t>1 projekt - 40% oceny; Zadania z zajęć - 20% oceny; Kolokwium teoretyczno-praktyczne - 40% oceny</w:t>
             </w:r>
           </w:p>
         </w:tc>
@@ -3524,6 +3546,7 @@
                 <w:i w:val="0"/>
                 <w:sz w:val="22"/>
               </w:rPr>
+              <w:t>1 projekt - 40% oceny; Zadania z zajęć - 20% oceny; Kolokwium teoretyczno-praktyczne - 40% oceny</w:t>
             </w:r>
           </w:p>
         </w:tc>
@@ -3629,62 +3652,6 @@
                 <w:sz w:val="16"/>
               </w:rPr>
               <w:t>Wyposażenie specjalistyczne konieczne do realizacji przedmiotu</w:t>
-            </w:r>
-          </w:p>
-        </w:tc>
-      </w:tr>
-      <w:tr>
-        <w:tc>
-          <w:tcPr>
-            <w:tcW w:type="dxa" w:w="3324"/>
-          </w:tcPr>
-          <w:p>
-            <w:pPr>
-              <w:spacing w:before="20" w:after="20"/>
-            </w:pPr>
-            <w:r>
-              <w:rPr>
-                <w:rFonts w:ascii="Aptos" w:hAnsi="Aptos"/>
-                <w:b w:val="0"/>
-                <w:i w:val="0"/>
-                <w:sz w:val="22"/>
-              </w:rPr>
-            </w:r>
-          </w:p>
-        </w:tc>
-        <w:tc>
-          <w:tcPr>
-            <w:tcW w:type="dxa" w:w="3324"/>
-          </w:tcPr>
-          <w:p>
-            <w:pPr>
-              <w:spacing w:before="20" w:after="20"/>
-            </w:pPr>
-            <w:r>
-              <w:rPr>
-                <w:rFonts w:ascii="Aptos" w:hAnsi="Aptos"/>
-                <w:b w:val="0"/>
-                <w:i w:val="0"/>
-                <w:sz w:val="22"/>
-              </w:rPr>
-            </w:r>
-          </w:p>
-        </w:tc>
-        <w:tc>
-          <w:tcPr>
-            <w:tcW w:type="dxa" w:w="3324"/>
-          </w:tcPr>
-          <w:p>
-            <w:pPr>
-              <w:spacing w:before="20" w:after="20"/>
-            </w:pPr>
-            <w:r>
-              <w:rPr>
-                <w:rFonts w:ascii="Aptos" w:hAnsi="Aptos"/>
-                <w:b w:val="0"/>
-                <w:i w:val="0"/>
-                <w:sz w:val="22"/>
-              </w:rPr>
             </w:r>
           </w:p>
         </w:tc>

--- a/public/assets/files/niestacjonarne/KIP.docx
+++ b/public/assets/files/niestacjonarne/KIP.docx
@@ -1156,6 +1156,7 @@
                 <w:i w:val="0"/>
                 <w:sz w:val="22"/>
               </w:rPr>
+              <w:t>Implementacja i konfiguracja protokołów komunikacyjnych IoT (MQTT, CoAP); realizacja projektu z urządzeniami IoT; przygotowanie do kolokwium teoretyczno-praktycznego.</w:t>
             </w:r>
           </w:p>
         </w:tc>
@@ -1607,31 +1608,7 @@
                 <w:rFonts w:ascii="Aptos" w:hAnsi="Aptos"/>
                 <w:sz w:val="22"/>
               </w:rPr>
-              <w:t>1. 1 projekt - 40% oceny</w:t>
-            </w:r>
-          </w:p>
-          <w:p>
-            <w:pPr>
-              <w:spacing w:before="20" w:after="20"/>
-            </w:pPr>
-            <w:r>
-              <w:rPr>
-                <w:rFonts w:ascii="Aptos" w:hAnsi="Aptos"/>
-                <w:sz w:val="22"/>
-              </w:rPr>
-              <w:t>2. Zadania z zajęć - 20% oceny</w:t>
-            </w:r>
-          </w:p>
-          <w:p>
-            <w:pPr>
-              <w:spacing w:before="20" w:after="20"/>
-            </w:pPr>
-            <w:r>
-              <w:rPr>
-                <w:rFonts w:ascii="Aptos" w:hAnsi="Aptos"/>
-                <w:sz w:val="22"/>
-              </w:rPr>
-              <w:t>3. Kolokwium teoretyczno-praktyczne - 40% oceny</w:t>
+              <w:t>1. kolokwium</w:t>
             </w:r>
           </w:p>
         </w:tc>
@@ -1648,7 +1625,7 @@
                 <w:rFonts w:ascii="Aptos" w:hAnsi="Aptos"/>
                 <w:sz w:val="22"/>
               </w:rPr>
-              <w:t>1. 1 projekt - 40% oceny</w:t>
+              <w:t>1. ocena sporządzonego oprogramowania</w:t>
             </w:r>
           </w:p>
           <w:p>
@@ -1660,19 +1637,7 @@
                 <w:rFonts w:ascii="Aptos" w:hAnsi="Aptos"/>
                 <w:sz w:val="22"/>
               </w:rPr>
-              <w:t>2. Zadania z zajęć - 20% oceny</w:t>
-            </w:r>
-          </w:p>
-          <w:p>
-            <w:pPr>
-              <w:spacing w:before="20" w:after="20"/>
-            </w:pPr>
-            <w:r>
-              <w:rPr>
-                <w:rFonts w:ascii="Aptos" w:hAnsi="Aptos"/>
-                <w:sz w:val="22"/>
-              </w:rPr>
-              <w:t>3. Kolokwium teoretyczno-praktyczne - 40% oceny</w:t>
+              <w:t>2. prezentacja projektu i dokumentacji</w:t>
             </w:r>
           </w:p>
         </w:tc>
@@ -2925,7 +2890,7 @@
                 <w:i w:val="0"/>
                 <w:sz w:val="22"/>
               </w:rPr>
-              <w:t>1 projekt - 40% oceny; Zadania z zajęć - 20% oceny; Kolokwium teoretyczno-praktyczne - 40% oceny</w:t>
+              <w:t>kolokwium; ocena sporządzonego oprogramowania; prezentacja projektu i dokumentacji</w:t>
             </w:r>
           </w:p>
         </w:tc>
@@ -2984,7 +2949,7 @@
                 <w:i w:val="0"/>
                 <w:sz w:val="22"/>
               </w:rPr>
-              <w:t>1 projekt - 40% oceny; Zadania z zajęć - 20% oceny; Kolokwium teoretyczno-praktyczne - 40% oceny</w:t>
+              <w:t>kolokwium; ocena sporządzonego oprogramowania; prezentacja projektu i dokumentacji</w:t>
             </w:r>
           </w:p>
         </w:tc>
@@ -3043,7 +3008,7 @@
                 <w:i w:val="0"/>
                 <w:sz w:val="22"/>
               </w:rPr>
-              <w:t>1 projekt - 40% oceny; Zadania z zajęć - 20% oceny; Kolokwium teoretyczno-praktyczne - 40% oceny</w:t>
+              <w:t>kolokwium; ocena sporządzonego oprogramowania; prezentacja projektu i dokumentacji</w:t>
             </w:r>
           </w:p>
         </w:tc>
@@ -3207,7 +3172,7 @@
                 <w:i w:val="0"/>
                 <w:sz w:val="22"/>
               </w:rPr>
-              <w:t>1 projekt - 40% oceny; Zadania z zajęć - 20% oceny; Kolokwium teoretyczno-praktyczne - 40% oceny</w:t>
+              <w:t>kolokwium; ocena sporządzonego oprogramowania; prezentacja projektu i dokumentacji</w:t>
             </w:r>
           </w:p>
         </w:tc>
@@ -3266,7 +3231,7 @@
                 <w:i w:val="0"/>
                 <w:sz w:val="22"/>
               </w:rPr>
-              <w:t>1 projekt - 40% oceny; Zadania z zajęć - 20% oceny; Kolokwium teoretyczno-praktyczne - 40% oceny</w:t>
+              <w:t>kolokwium; ocena sporządzonego oprogramowania; prezentacja projektu i dokumentacji</w:t>
             </w:r>
           </w:p>
         </w:tc>
@@ -3325,7 +3290,7 @@
                 <w:i w:val="0"/>
                 <w:sz w:val="22"/>
               </w:rPr>
-              <w:t>1 projekt - 40% oceny; Zadania z zajęć - 20% oceny; Kolokwium teoretyczno-praktyczne - 40% oceny</w:t>
+              <w:t>kolokwium; ocena sporządzonego oprogramowania; prezentacja projektu i dokumentacji</w:t>
             </w:r>
           </w:p>
         </w:tc>
@@ -3488,7 +3453,7 @@
                 <w:i w:val="0"/>
                 <w:sz w:val="22"/>
               </w:rPr>
-              <w:t>1 projekt - 40% oceny; Zadania z zajęć - 20% oceny; Kolokwium teoretyczno-praktyczne - 40% oceny</w:t>
+              <w:t>kolokwium; ocena sporządzonego oprogramowania; prezentacja projektu i dokumentacji</w:t>
             </w:r>
           </w:p>
         </w:tc>
@@ -3546,7 +3511,7 @@
                 <w:i w:val="0"/>
                 <w:sz w:val="22"/>
               </w:rPr>
-              <w:t>1 projekt - 40% oceny; Zadania z zajęć - 20% oceny; Kolokwium teoretyczno-praktyczne - 40% oceny</w:t>
+              <w:t>kolokwium; ocena sporządzonego oprogramowania; prezentacja projektu i dokumentacji</w:t>
             </w:r>
           </w:p>
         </w:tc>

--- a/public/assets/files/niestacjonarne/KIP.docx
+++ b/public/assets/files/niestacjonarne/KIP.docx
@@ -2890,7 +2890,7 @@
                 <w:i w:val="0"/>
                 <w:sz w:val="22"/>
               </w:rPr>
-              <w:t>kolokwium; ocena sporządzonego oprogramowania; prezentacja projektu i dokumentacji</w:t>
+              <w:t>kolokwium</w:t>
             </w:r>
           </w:p>
         </w:tc>
@@ -2949,7 +2949,7 @@
                 <w:i w:val="0"/>
                 <w:sz w:val="22"/>
               </w:rPr>
-              <w:t>kolokwium; ocena sporządzonego oprogramowania; prezentacja projektu i dokumentacji</w:t>
+              <w:t>kolokwium</w:t>
             </w:r>
           </w:p>
         </w:tc>
@@ -3008,7 +3008,7 @@
                 <w:i w:val="0"/>
                 <w:sz w:val="22"/>
               </w:rPr>
-              <w:t>kolokwium; ocena sporządzonego oprogramowania; prezentacja projektu i dokumentacji</w:t>
+              <w:t>kolokwium</w:t>
             </w:r>
           </w:p>
         </w:tc>
@@ -3172,7 +3172,7 @@
                 <w:i w:val="0"/>
                 <w:sz w:val="22"/>
               </w:rPr>
-              <w:t>kolokwium; ocena sporządzonego oprogramowania; prezentacja projektu i dokumentacji</w:t>
+              <w:t>ocena sporządzonego oprogramowania, prezentacja projektu i dokumentacji</w:t>
             </w:r>
           </w:p>
         </w:tc>
@@ -3231,7 +3231,7 @@
                 <w:i w:val="0"/>
                 <w:sz w:val="22"/>
               </w:rPr>
-              <w:t>kolokwium; ocena sporządzonego oprogramowania; prezentacja projektu i dokumentacji</w:t>
+              <w:t>ocena sporządzonego oprogramowania, prezentacja projektu i dokumentacji</w:t>
             </w:r>
           </w:p>
         </w:tc>
@@ -3290,7 +3290,7 @@
                 <w:i w:val="0"/>
                 <w:sz w:val="22"/>
               </w:rPr>
-              <w:t>kolokwium; ocena sporządzonego oprogramowania; prezentacja projektu i dokumentacji</w:t>
+              <w:t>ocena sporządzonego oprogramowania, prezentacja projektu i dokumentacji</w:t>
             </w:r>
           </w:p>
         </w:tc>
@@ -3416,6 +3416,7 @@
                 <w:i w:val="0"/>
                 <w:sz w:val="22"/>
               </w:rPr>
+              <w:t>K_K01</w:t>
             </w:r>
           </w:p>
         </w:tc>
@@ -3453,7 +3454,7 @@
                 <w:i w:val="0"/>
                 <w:sz w:val="22"/>
               </w:rPr>
-              <w:t>kolokwium; ocena sporządzonego oprogramowania; prezentacja projektu i dokumentacji</w:t>
+              <w:t>ocena sporządzonego oprogramowania, prezentacja projektu i dokumentacji</w:t>
             </w:r>
           </w:p>
         </w:tc>
@@ -3474,6 +3475,7 @@
                 <w:i w:val="0"/>
                 <w:sz w:val="22"/>
               </w:rPr>
+              <w:t>K_K03</w:t>
             </w:r>
           </w:p>
         </w:tc>
@@ -3511,7 +3513,7 @@
                 <w:i w:val="0"/>
                 <w:sz w:val="22"/>
               </w:rPr>
-              <w:t>kolokwium; ocena sporządzonego oprogramowania; prezentacja projektu i dokumentacji</w:t>
+              <w:t>ocena sporządzonego oprogramowania, prezentacja projektu i dokumentacji</w:t>
             </w:r>
           </w:p>
         </w:tc>

--- a/public/assets/files/niestacjonarne/KIP.docx
+++ b/public/assets/files/niestacjonarne/KIP.docx
@@ -1879,14 +1879,13 @@
       </w:tblPr>
       <w:tblGrid>
         <w:gridCol w:w="680"/>
-        <w:gridCol w:w="4536"/>
-        <w:gridCol w:w="4252"/>
+        <w:gridCol w:w="8788"/>
       </w:tblGrid>
       <w:tr>
         <w:tc>
           <w:tcPr>
             <w:tcW w:type="dxa" w:w="9468"/>
-            <w:gridSpan w:val="3"/>
+            <w:gridSpan w:val="2"/>
             <w:shd w:val="clear" w:color="auto" w:fill="D9D9D9"/>
           </w:tcPr>
           <w:p>
@@ -1928,7 +1927,7 @@
         </w:tc>
         <w:tc>
           <w:tcPr>
-            <w:tcW w:type="dxa" w:w="4536"/>
+            <w:tcW w:type="dxa" w:w="8788"/>
             <w:shd w:val="clear" w:color="auto" w:fill="D9D9D9"/>
           </w:tcPr>
           <w:p>
@@ -1942,27 +1941,7 @@
                 <w:i w:val="0"/>
                 <w:sz w:val="16"/>
               </w:rPr>
-              <w:t>Wykład</w:t>
-            </w:r>
-          </w:p>
-        </w:tc>
-        <w:tc>
-          <w:tcPr>
-            <w:tcW w:type="dxa" w:w="4252"/>
-            <w:shd w:val="clear" w:color="auto" w:fill="D9D9D9"/>
-          </w:tcPr>
-          <w:p>
-            <w:pPr>
-              <w:spacing w:before="20" w:after="20"/>
-            </w:pPr>
-            <w:r>
-              <w:rPr>
-                <w:rFonts w:ascii="Aptos" w:hAnsi="Aptos"/>
-                <w:b/>
-                <w:i w:val="0"/>
-                <w:sz w:val="16"/>
-              </w:rPr>
-              <w:t>Ćwiczenia / Laboratorium / Pracownia</w:t>
+              <w:t>Treści programowe</w:t>
             </w:r>
           </w:p>
         </w:tc>
@@ -1989,7 +1968,7 @@
         </w:tc>
         <w:tc>
           <w:tcPr>
-            <w:tcW w:type="dxa" w:w="4536"/>
+            <w:tcW w:type="dxa" w:w="8788"/>
           </w:tcPr>
           <w:p>
             <w:pPr>
@@ -2003,24 +1982,6 @@
                 <w:sz w:val="22"/>
               </w:rPr>
               <w:t>Architektury IoT i warstwy komunikacji: urządzenie–edge–chmura, topologie, wymagania QoS.</w:t>
-            </w:r>
-          </w:p>
-        </w:tc>
-        <w:tc>
-          <w:tcPr>
-            <w:tcW w:type="dxa" w:w="4252"/>
-          </w:tcPr>
-          <w:p>
-            <w:pPr>
-              <w:spacing w:before="20" w:after="20"/>
-            </w:pPr>
-            <w:r>
-              <w:rPr>
-                <w:rFonts w:ascii="Aptos" w:hAnsi="Aptos"/>
-                <w:b w:val="0"/>
-                <w:i w:val="0"/>
-                <w:sz w:val="22"/>
-              </w:rPr>
             </w:r>
           </w:p>
         </w:tc>
@@ -2047,7 +2008,7 @@
         </w:tc>
         <w:tc>
           <w:tcPr>
-            <w:tcW w:type="dxa" w:w="4536"/>
+            <w:tcW w:type="dxa" w:w="8788"/>
           </w:tcPr>
           <w:p>
             <w:pPr>
@@ -2061,24 +2022,6 @@
                 <w:sz w:val="22"/>
               </w:rPr>
               <w:t>Łącza fizyczne i magistrale: UART, I²C, SPI, RS-485/CAN – zastosowania, ograniczenia, debug.</w:t>
-            </w:r>
-          </w:p>
-        </w:tc>
-        <w:tc>
-          <w:tcPr>
-            <w:tcW w:type="dxa" w:w="4252"/>
-          </w:tcPr>
-          <w:p>
-            <w:pPr>
-              <w:spacing w:before="20" w:after="20"/>
-            </w:pPr>
-            <w:r>
-              <w:rPr>
-                <w:rFonts w:ascii="Aptos" w:hAnsi="Aptos"/>
-                <w:b w:val="0"/>
-                <w:i w:val="0"/>
-                <w:sz w:val="22"/>
-              </w:rPr>
             </w:r>
           </w:p>
         </w:tc>
@@ -2105,7 +2048,7 @@
         </w:tc>
         <w:tc>
           <w:tcPr>
-            <w:tcW w:type="dxa" w:w="4536"/>
+            <w:tcW w:type="dxa" w:w="8788"/>
           </w:tcPr>
           <w:p>
             <w:pPr>
@@ -2119,24 +2062,6 @@
                 <w:sz w:val="22"/>
               </w:rPr>
               <w:t>Sieci IP w IoT: IPv4/IPv6, podstawy routingu, DHCP vs statyczne, NAT, DNS, NTP, MTU.</w:t>
-            </w:r>
-          </w:p>
-        </w:tc>
-        <w:tc>
-          <w:tcPr>
-            <w:tcW w:type="dxa" w:w="4252"/>
-          </w:tcPr>
-          <w:p>
-            <w:pPr>
-              <w:spacing w:before="20" w:after="20"/>
-            </w:pPr>
-            <w:r>
-              <w:rPr>
-                <w:rFonts w:ascii="Aptos" w:hAnsi="Aptos"/>
-                <w:b w:val="0"/>
-                <w:i w:val="0"/>
-                <w:sz w:val="22"/>
-              </w:rPr>
             </w:r>
           </w:p>
         </w:tc>
@@ -2163,7 +2088,7 @@
         </w:tc>
         <w:tc>
           <w:tcPr>
-            <w:tcW w:type="dxa" w:w="4536"/>
+            <w:tcW w:type="dxa" w:w="8788"/>
           </w:tcPr>
           <w:p>
             <w:pPr>
@@ -2177,24 +2102,6 @@
                 <w:sz w:val="22"/>
               </w:rPr>
               <w:t>Wi-Fi i BLE w praktyce: tryby pracy, zasięg/energia, parowanie, advertising, GATT, throughput.</w:t>
-            </w:r>
-          </w:p>
-        </w:tc>
-        <w:tc>
-          <w:tcPr>
-            <w:tcW w:type="dxa" w:w="4252"/>
-          </w:tcPr>
-          <w:p>
-            <w:pPr>
-              <w:spacing w:before="20" w:after="20"/>
-            </w:pPr>
-            <w:r>
-              <w:rPr>
-                <w:rFonts w:ascii="Aptos" w:hAnsi="Aptos"/>
-                <w:b w:val="0"/>
-                <w:i w:val="0"/>
-                <w:sz w:val="22"/>
-              </w:rPr>
             </w:r>
           </w:p>
         </w:tc>
@@ -2221,7 +2128,7 @@
         </w:tc>
         <w:tc>
           <w:tcPr>
-            <w:tcW w:type="dxa" w:w="4536"/>
+            <w:tcW w:type="dxa" w:w="8788"/>
           </w:tcPr>
           <w:p>
             <w:pPr>
@@ -2235,24 +2142,6 @@
                 <w:sz w:val="22"/>
               </w:rPr>
               <w:t>Protokoły transportowe: UDP vs TCP, retransmisje, opóźnienia, keep-alive, problem „zrywanych” połączeń.</w:t>
-            </w:r>
-          </w:p>
-        </w:tc>
-        <w:tc>
-          <w:tcPr>
-            <w:tcW w:type="dxa" w:w="4252"/>
-          </w:tcPr>
-          <w:p>
-            <w:pPr>
-              <w:spacing w:before="20" w:after="20"/>
-            </w:pPr>
-            <w:r>
-              <w:rPr>
-                <w:rFonts w:ascii="Aptos" w:hAnsi="Aptos"/>
-                <w:b w:val="0"/>
-                <w:i w:val="0"/>
-                <w:sz w:val="22"/>
-              </w:rPr>
             </w:r>
           </w:p>
         </w:tc>
@@ -2279,7 +2168,7 @@
         </w:tc>
         <w:tc>
           <w:tcPr>
-            <w:tcW w:type="dxa" w:w="4536"/>
+            <w:tcW w:type="dxa" w:w="8788"/>
           </w:tcPr>
           <w:p>
             <w:pPr>
@@ -2293,24 +2182,6 @@
                 <w:sz w:val="22"/>
               </w:rPr>
               <w:t>MQTT: broker, topics, QoS 0/1/2, retained, LWT, sesje, wzorce pub/sub i skalowanie.</w:t>
-            </w:r>
-          </w:p>
-        </w:tc>
-        <w:tc>
-          <w:tcPr>
-            <w:tcW w:type="dxa" w:w="4252"/>
-          </w:tcPr>
-          <w:p>
-            <w:pPr>
-              <w:spacing w:before="20" w:after="20"/>
-            </w:pPr>
-            <w:r>
-              <w:rPr>
-                <w:rFonts w:ascii="Aptos" w:hAnsi="Aptos"/>
-                <w:b w:val="0"/>
-                <w:i w:val="0"/>
-                <w:sz w:val="22"/>
-              </w:rPr>
             </w:r>
           </w:p>
         </w:tc>
@@ -2337,7 +2208,7 @@
         </w:tc>
         <w:tc>
           <w:tcPr>
-            <w:tcW w:type="dxa" w:w="4536"/>
+            <w:tcW w:type="dxa" w:w="8788"/>
           </w:tcPr>
           <w:p>
             <w:pPr>
@@ -2351,24 +2222,6 @@
                 <w:sz w:val="22"/>
               </w:rPr>
               <w:t>CoAP i HTTP/REST: modele request/response vs obserwacja, kody, cache, proxy, zastosowania.</w:t>
-            </w:r>
-          </w:p>
-        </w:tc>
-        <w:tc>
-          <w:tcPr>
-            <w:tcW w:type="dxa" w:w="4252"/>
-          </w:tcPr>
-          <w:p>
-            <w:pPr>
-              <w:spacing w:before="20" w:after="20"/>
-            </w:pPr>
-            <w:r>
-              <w:rPr>
-                <w:rFonts w:ascii="Aptos" w:hAnsi="Aptos"/>
-                <w:b w:val="0"/>
-                <w:i w:val="0"/>
-                <w:sz w:val="22"/>
-              </w:rPr>
             </w:r>
           </w:p>
         </w:tc>
@@ -2395,7 +2248,7 @@
         </w:tc>
         <w:tc>
           <w:tcPr>
-            <w:tcW w:type="dxa" w:w="4536"/>
+            <w:tcW w:type="dxa" w:w="8788"/>
           </w:tcPr>
           <w:p>
             <w:pPr>
@@ -2409,24 +2262,6 @@
                 <w:sz w:val="22"/>
               </w:rPr>
               <w:t>Format danych i interoperacyjność: JSON/CBOR/Protobuf, schematy, wersjonowanie, idempotencja.</w:t>
-            </w:r>
-          </w:p>
-        </w:tc>
-        <w:tc>
-          <w:tcPr>
-            <w:tcW w:type="dxa" w:w="4252"/>
-          </w:tcPr>
-          <w:p>
-            <w:pPr>
-              <w:spacing w:before="20" w:after="20"/>
-            </w:pPr>
-            <w:r>
-              <w:rPr>
-                <w:rFonts w:ascii="Aptos" w:hAnsi="Aptos"/>
-                <w:b w:val="0"/>
-                <w:i w:val="0"/>
-                <w:sz w:val="22"/>
-              </w:rPr>
             </w:r>
           </w:p>
         </w:tc>
@@ -2453,7 +2288,7 @@
         </w:tc>
         <w:tc>
           <w:tcPr>
-            <w:tcW w:type="dxa" w:w="4536"/>
+            <w:tcW w:type="dxa" w:w="8788"/>
           </w:tcPr>
           <w:p>
             <w:pPr>
@@ -2467,24 +2302,6 @@
                 <w:sz w:val="22"/>
               </w:rPr>
               <w:t>Bezpieczeństwo komunikacji: TLS/DTLS, uwierzytelnianie (certyfikaty/tokeny), klucze, aktualizacje i rotacja.</w:t>
-            </w:r>
-          </w:p>
-        </w:tc>
-        <w:tc>
-          <w:tcPr>
-            <w:tcW w:type="dxa" w:w="4252"/>
-          </w:tcPr>
-          <w:p>
-            <w:pPr>
-              <w:spacing w:before="20" w:after="20"/>
-            </w:pPr>
-            <w:r>
-              <w:rPr>
-                <w:rFonts w:ascii="Aptos" w:hAnsi="Aptos"/>
-                <w:b w:val="0"/>
-                <w:i w:val="0"/>
-                <w:sz w:val="22"/>
-              </w:rPr>
             </w:r>
           </w:p>
         </w:tc>
@@ -2511,7 +2328,7 @@
         </w:tc>
         <w:tc>
           <w:tcPr>
-            <w:tcW w:type="dxa" w:w="4536"/>
+            <w:tcW w:type="dxa" w:w="8788"/>
           </w:tcPr>
           <w:p>
             <w:pPr>
@@ -2525,24 +2342,6 @@
                 <w:sz w:val="22"/>
               </w:rPr>
               <w:t>Diagnostyka i testy: sniffing (np. Wireshark), logowanie, pomiary latency/jitter/packet loss, scenariusze awarii i retry/backoff.</w:t>
-            </w:r>
-          </w:p>
-        </w:tc>
-        <w:tc>
-          <w:tcPr>
-            <w:tcW w:type="dxa" w:w="4252"/>
-          </w:tcPr>
-          <w:p>
-            <w:pPr>
-              <w:spacing w:before="20" w:after="20"/>
-            </w:pPr>
-            <w:r>
-              <w:rPr>
-                <w:rFonts w:ascii="Aptos" w:hAnsi="Aptos"/>
-                <w:b w:val="0"/>
-                <w:i w:val="0"/>
-                <w:sz w:val="22"/>
-              </w:rPr>
             </w:r>
           </w:p>
         </w:tc>
